--- a/GEM_Letterhead_Set_v1.0/04_qa/fixtures/QA_en_automatic_20.docx
+++ b/GEM_Letterhead_Set_v1.0/04_qa/fixtures/QA_en_automatic_20.docx
@@ -4,7 +4,7 @@
   <w:body>
     <w:p>
       <w:pPr>
-        <w:spacing w:after="180" w:before="0" w:line="210" w:lineRule="exact"/>
+        <w:spacing w:after="180" w:before="0" w:line="240" w:lineRule="exact"/>
         <w:jc w:val="left"/>
         <w:keepNext w:val="0"/>
         <w:widowControl/>
@@ -19,13 +19,14 @@
           <w:lang w:val="en-GB" w:bidi="en-GB"/>
           <w:rtl w:val="0"/>
           <w:szCs w:val="15"/>
+          <w:bCs w:val="0"/>
         </w:rPr>
         <w:t>SAMPLE CONTENT</w:t>
       </w:r>
     </w:p>
     <w:p>
       <w:pPr>
-        <w:spacing w:after="200" w:before="0" w:line="238" w:lineRule="exact"/>
+        <w:spacing w:after="200" w:before="0" w:line="272" w:lineRule="exact"/>
         <w:jc w:val="left"/>
         <w:keepNext w:val="0"/>
         <w:widowControl/>
@@ -40,13 +41,14 @@
           <w:lang w:val="en-GB" w:bidi="en-GB"/>
           <w:rtl w:val="0"/>
           <w:szCs w:val="17"/>
+          <w:bCs w:val="0"/>
         </w:rPr>
         <w:t>Date: [DATE]    Reference: [REFERENCE NUMBER]</w:t>
       </w:r>
     </w:p>
     <w:p>
       <w:pPr>
-        <w:spacing w:after="200" w:before="0" w:line="294" w:lineRule="exact"/>
+        <w:spacing w:after="200" w:before="0" w:line="336" w:lineRule="exact"/>
         <w:jc w:val="left"/>
         <w:keepNext/>
         <w:widowControl/>
@@ -61,6 +63,7 @@
           <w:lang w:val="en-GB" w:bidi="en-GB"/>
           <w:rtl w:val="0"/>
           <w:szCs w:val="21"/>
+          <w:bCs w:val="0"/>
         </w:rPr>
         <w:t>[RECIPIENT NAME]</w:t>
         <w:br/>
@@ -74,7 +77,7 @@
     <w:p>
       <w:pPr>
         <w:pStyle w:val="Heading1"/>
-        <w:spacing w:after="240" w:before="0" w:line="336" w:lineRule="exact"/>
+        <w:spacing w:after="240" w:before="0" w:line="384" w:lineRule="exact"/>
         <w:jc w:val="left"/>
         <w:keepNext/>
         <w:widowControl/>
@@ -83,19 +86,20 @@
       <w:r>
         <w:rPr>
           <w:rFonts w:ascii="Jost" w:hAnsi="Jost" w:cs="Jost" w:eastAsia="Jost"/>
-          <w:b/>
+          <w:b w:val="0"/>
           <w:color w:val="12171D"/>
           <w:sz w:val="24"/>
           <w:lang w:val="en-GB" w:bidi="en-GB"/>
           <w:rtl w:val="0"/>
           <w:szCs w:val="24"/>
+          <w:bCs w:val="0"/>
         </w:rPr>
         <w:t>Request for supplier information and product documentation</w:t>
       </w:r>
     </w:p>
     <w:p>
       <w:pPr>
-        <w:spacing w:after="200" w:before="0" w:line="294" w:lineRule="exact"/>
+        <w:spacing w:after="200" w:before="0" w:line="336" w:lineRule="exact"/>
         <w:jc w:val="left"/>
         <w:keepNext w:val="0"/>
         <w:widowControl/>
@@ -110,13 +114,16 @@
           <w:lang w:val="en-GB" w:bidi="en-GB"/>
           <w:rtl w:val="0"/>
           <w:szCs w:val="21"/>
+          <w:bCs w:val="0"/>
         </w:rPr>
         <w:t>Dear [RECIPIENT NAME],</w:t>
       </w:r>
     </w:p>
     <w:p>
       <w:pPr>
-        <w:spacing w:after="120" w:before="0" w:line="294" w:lineRule="exact"/>
+        <w:pStyle w:val="BodyText"/>
+        <w:spacing w:after="120" w:before="0" w:line="336" w:lineRule="exact"/>
+        <w:ind w:right="1701"/>
         <w:jc w:val="left"/>
         <w:keepNext w:val="0"/>
         <w:widowControl/>
@@ -131,13 +138,16 @@
           <w:lang w:val="en-GB" w:bidi="en-GB"/>
           <w:rtl w:val="0"/>
           <w:szCs w:val="21"/>
+          <w:bCs w:val="0"/>
         </w:rPr>
         <w:t>Please share the available product information and supporting documentation for our internal review. Indicate which details are confirmed and which require further validation.</w:t>
       </w:r>
     </w:p>
     <w:p>
       <w:pPr>
-        <w:spacing w:after="120" w:before="0" w:line="294" w:lineRule="exact"/>
+        <w:pStyle w:val="BodyText"/>
+        <w:spacing w:after="120" w:before="0" w:line="336" w:lineRule="exact"/>
+        <w:ind w:right="1701"/>
         <w:jc w:val="left"/>
         <w:keepNext w:val="0"/>
         <w:widowControl/>
@@ -152,13 +162,16 @@
           <w:lang w:val="en-GB" w:bidi="en-GB"/>
           <w:rtl w:val="0"/>
           <w:szCs w:val="21"/>
+          <w:bCs w:val="0"/>
         </w:rPr>
         <w:t>We would welcome a concise response identifying the relevant contact and any information needed from us. This sample does not create a commercial commitment or confirm a supplier relationship.</w:t>
       </w:r>
     </w:p>
     <w:p>
       <w:pPr>
-        <w:spacing w:after="120" w:before="0" w:line="294" w:lineRule="exact"/>
+        <w:pStyle w:val="BodyText"/>
+        <w:spacing w:after="120" w:before="0" w:line="336" w:lineRule="exact"/>
+        <w:ind w:right="1701"/>
         <w:jc w:val="left"/>
         <w:keepNext w:val="0"/>
         <w:widowControl/>
@@ -173,13 +186,16 @@
           <w:lang w:val="en-GB" w:bidi="en-GB"/>
           <w:rtl w:val="0"/>
           <w:szCs w:val="21"/>
+          <w:bCs w:val="0"/>
         </w:rPr>
         <w:t>SAMPLE CONTENT. This paragraph tests automatic text flow across pages. Please review the available information, identify confirmed details and note any evidence that remains outstanding before correspondence is issued.</w:t>
       </w:r>
     </w:p>
     <w:p>
       <w:pPr>
-        <w:spacing w:after="120" w:before="0" w:line="294" w:lineRule="exact"/>
+        <w:pStyle w:val="BodyText"/>
+        <w:spacing w:after="120" w:before="0" w:line="336" w:lineRule="exact"/>
+        <w:ind w:right="1701"/>
         <w:jc w:val="left"/>
         <w:keepNext w:val="0"/>
         <w:widowControl/>
@@ -194,13 +210,16 @@
           <w:lang w:val="en-GB" w:bidi="en-GB"/>
           <w:rtl w:val="0"/>
           <w:szCs w:val="21"/>
+          <w:bCs w:val="0"/>
         </w:rPr>
         <w:t>SAMPLE CONTENT. This paragraph tests automatic text flow across pages. Please review the available information, identify confirmed details and note any evidence that remains outstanding before correspondence is issued.</w:t>
       </w:r>
     </w:p>
     <w:p>
       <w:pPr>
-        <w:spacing w:after="120" w:before="0" w:line="294" w:lineRule="exact"/>
+        <w:pStyle w:val="BodyText"/>
+        <w:spacing w:after="120" w:before="0" w:line="336" w:lineRule="exact"/>
+        <w:ind w:right="1701"/>
         <w:jc w:val="left"/>
         <w:keepNext w:val="0"/>
         <w:widowControl/>
@@ -215,13 +234,16 @@
           <w:lang w:val="en-GB" w:bidi="en-GB"/>
           <w:rtl w:val="0"/>
           <w:szCs w:val="21"/>
+          <w:bCs w:val="0"/>
         </w:rPr>
         <w:t>SAMPLE CONTENT. This paragraph tests automatic text flow across pages. Please review the available information, identify confirmed details and note any evidence that remains outstanding before correspondence is issued.</w:t>
       </w:r>
     </w:p>
     <w:p>
       <w:pPr>
-        <w:spacing w:after="120" w:before="0" w:line="294" w:lineRule="exact"/>
+        <w:pStyle w:val="BodyText"/>
+        <w:spacing w:after="120" w:before="0" w:line="336" w:lineRule="exact"/>
+        <w:ind w:right="1701"/>
         <w:jc w:val="left"/>
         <w:keepNext w:val="0"/>
         <w:widowControl/>
@@ -236,13 +258,16 @@
           <w:lang w:val="en-GB" w:bidi="en-GB"/>
           <w:rtl w:val="0"/>
           <w:szCs w:val="21"/>
+          <w:bCs w:val="0"/>
         </w:rPr>
         <w:t>SAMPLE CONTENT. This paragraph tests automatic text flow across pages. Please review the available information, identify confirmed details and note any evidence that remains outstanding before correspondence is issued.</w:t>
       </w:r>
     </w:p>
     <w:p>
       <w:pPr>
-        <w:spacing w:after="120" w:before="0" w:line="294" w:lineRule="exact"/>
+        <w:pStyle w:val="BodyText"/>
+        <w:spacing w:after="120" w:before="0" w:line="336" w:lineRule="exact"/>
+        <w:ind w:right="1701"/>
         <w:jc w:val="left"/>
         <w:keepNext w:val="0"/>
         <w:widowControl/>
@@ -257,13 +282,16 @@
           <w:lang w:val="en-GB" w:bidi="en-GB"/>
           <w:rtl w:val="0"/>
           <w:szCs w:val="21"/>
+          <w:bCs w:val="0"/>
         </w:rPr>
         <w:t>SAMPLE CONTENT. This paragraph tests automatic text flow across pages. Please review the available information, identify confirmed details and note any evidence that remains outstanding before correspondence is issued.</w:t>
       </w:r>
     </w:p>
     <w:p>
       <w:pPr>
-        <w:spacing w:after="120" w:before="0" w:line="294" w:lineRule="exact"/>
+        <w:pStyle w:val="BodyText"/>
+        <w:spacing w:after="120" w:before="0" w:line="336" w:lineRule="exact"/>
+        <w:ind w:right="1701"/>
         <w:jc w:val="left"/>
         <w:keepNext w:val="0"/>
         <w:widowControl/>
@@ -278,13 +306,16 @@
           <w:lang w:val="en-GB" w:bidi="en-GB"/>
           <w:rtl w:val="0"/>
           <w:szCs w:val="21"/>
+          <w:bCs w:val="0"/>
         </w:rPr>
         <w:t>SAMPLE CONTENT. This paragraph tests automatic text flow across pages. Please review the available information, identify confirmed details and note any evidence that remains outstanding before correspondence is issued.</w:t>
       </w:r>
     </w:p>
     <w:p>
       <w:pPr>
-        <w:spacing w:after="120" w:before="0" w:line="294" w:lineRule="exact"/>
+        <w:pStyle w:val="BodyText"/>
+        <w:spacing w:after="120" w:before="0" w:line="336" w:lineRule="exact"/>
+        <w:ind w:right="1701"/>
         <w:jc w:val="left"/>
         <w:keepNext w:val="0"/>
         <w:widowControl/>
@@ -299,13 +330,16 @@
           <w:lang w:val="en-GB" w:bidi="en-GB"/>
           <w:rtl w:val="0"/>
           <w:szCs w:val="21"/>
+          <w:bCs w:val="0"/>
         </w:rPr>
         <w:t>SAMPLE CONTENT. This paragraph tests automatic text flow across pages. Please review the available information, identify confirmed details and note any evidence that remains outstanding before correspondence is issued.</w:t>
       </w:r>
     </w:p>
     <w:p>
       <w:pPr>
-        <w:spacing w:after="120" w:before="0" w:line="294" w:lineRule="exact"/>
+        <w:pStyle w:val="BodyText"/>
+        <w:spacing w:after="120" w:before="0" w:line="336" w:lineRule="exact"/>
+        <w:ind w:right="1701"/>
         <w:jc w:val="left"/>
         <w:keepNext w:val="0"/>
         <w:widowControl/>
@@ -320,13 +354,16 @@
           <w:lang w:val="en-GB" w:bidi="en-GB"/>
           <w:rtl w:val="0"/>
           <w:szCs w:val="21"/>
+          <w:bCs w:val="0"/>
         </w:rPr>
         <w:t>SAMPLE CONTENT. This paragraph tests automatic text flow across pages. Please review the available information, identify confirmed details and note any evidence that remains outstanding before correspondence is issued.</w:t>
       </w:r>
     </w:p>
     <w:p>
       <w:pPr>
-        <w:spacing w:after="120" w:before="0" w:line="294" w:lineRule="exact"/>
+        <w:pStyle w:val="BodyText"/>
+        <w:spacing w:after="120" w:before="0" w:line="336" w:lineRule="exact"/>
+        <w:ind w:right="1701"/>
         <w:jc w:val="left"/>
         <w:keepNext w:val="0"/>
         <w:widowControl/>
@@ -341,13 +378,16 @@
           <w:lang w:val="en-GB" w:bidi="en-GB"/>
           <w:rtl w:val="0"/>
           <w:szCs w:val="21"/>
+          <w:bCs w:val="0"/>
         </w:rPr>
         <w:t>SAMPLE CONTENT. This paragraph tests automatic text flow across pages. Please review the available information, identify confirmed details and note any evidence that remains outstanding before correspondence is issued.</w:t>
       </w:r>
     </w:p>
     <w:p>
       <w:pPr>
-        <w:spacing w:after="120" w:before="0" w:line="294" w:lineRule="exact"/>
+        <w:pStyle w:val="BodyText"/>
+        <w:spacing w:after="120" w:before="0" w:line="336" w:lineRule="exact"/>
+        <w:ind w:right="1701"/>
         <w:jc w:val="left"/>
         <w:keepNext w:val="0"/>
         <w:widowControl/>
@@ -362,13 +402,16 @@
           <w:lang w:val="en-GB" w:bidi="en-GB"/>
           <w:rtl w:val="0"/>
           <w:szCs w:val="21"/>
+          <w:bCs w:val="0"/>
         </w:rPr>
         <w:t>SAMPLE CONTENT. This paragraph tests automatic text flow across pages. Please review the available information, identify confirmed details and note any evidence that remains outstanding before correspondence is issued.</w:t>
       </w:r>
     </w:p>
     <w:p>
       <w:pPr>
-        <w:spacing w:after="120" w:before="0" w:line="294" w:lineRule="exact"/>
+        <w:pStyle w:val="BodyText"/>
+        <w:spacing w:after="120" w:before="0" w:line="336" w:lineRule="exact"/>
+        <w:ind w:right="1701"/>
         <w:jc w:val="left"/>
         <w:keepNext w:val="0"/>
         <w:widowControl/>
@@ -383,13 +426,16 @@
           <w:lang w:val="en-GB" w:bidi="en-GB"/>
           <w:rtl w:val="0"/>
           <w:szCs w:val="21"/>
+          <w:bCs w:val="0"/>
         </w:rPr>
         <w:t>SAMPLE CONTENT. This paragraph tests automatic text flow across pages. Please review the available information, identify confirmed details and note any evidence that remains outstanding before correspondence is issued.</w:t>
       </w:r>
     </w:p>
     <w:p>
       <w:pPr>
-        <w:spacing w:after="120" w:before="0" w:line="294" w:lineRule="exact"/>
+        <w:pStyle w:val="BodyText"/>
+        <w:spacing w:after="120" w:before="0" w:line="336" w:lineRule="exact"/>
+        <w:ind w:right="1701"/>
         <w:jc w:val="left"/>
         <w:keepNext w:val="0"/>
         <w:widowControl/>
@@ -404,13 +450,16 @@
           <w:lang w:val="en-GB" w:bidi="en-GB"/>
           <w:rtl w:val="0"/>
           <w:szCs w:val="21"/>
+          <w:bCs w:val="0"/>
         </w:rPr>
         <w:t>SAMPLE CONTENT. This paragraph tests automatic text flow across pages. Please review the available information, identify confirmed details and note any evidence that remains outstanding before correspondence is issued.</w:t>
       </w:r>
     </w:p>
     <w:p>
       <w:pPr>
-        <w:spacing w:after="120" w:before="0" w:line="294" w:lineRule="exact"/>
+        <w:pStyle w:val="BodyText"/>
+        <w:spacing w:after="120" w:before="0" w:line="336" w:lineRule="exact"/>
+        <w:ind w:right="1701"/>
         <w:jc w:val="left"/>
         <w:keepNext w:val="0"/>
         <w:widowControl/>
@@ -425,13 +474,16 @@
           <w:lang w:val="en-GB" w:bidi="en-GB"/>
           <w:rtl w:val="0"/>
           <w:szCs w:val="21"/>
+          <w:bCs w:val="0"/>
         </w:rPr>
         <w:t>SAMPLE CONTENT. This paragraph tests automatic text flow across pages. Please review the available information, identify confirmed details and note any evidence that remains outstanding before correspondence is issued.</w:t>
       </w:r>
     </w:p>
     <w:p>
       <w:pPr>
-        <w:spacing w:after="120" w:before="0" w:line="294" w:lineRule="exact"/>
+        <w:pStyle w:val="BodyText"/>
+        <w:spacing w:after="120" w:before="0" w:line="336" w:lineRule="exact"/>
+        <w:ind w:right="1701"/>
         <w:jc w:val="left"/>
         <w:keepNext w:val="0"/>
         <w:widowControl/>
@@ -446,13 +498,16 @@
           <w:lang w:val="en-GB" w:bidi="en-GB"/>
           <w:rtl w:val="0"/>
           <w:szCs w:val="21"/>
+          <w:bCs w:val="0"/>
         </w:rPr>
         <w:t>SAMPLE CONTENT. This paragraph tests automatic text flow across pages. Please review the available information, identify confirmed details and note any evidence that remains outstanding before correspondence is issued.</w:t>
       </w:r>
     </w:p>
     <w:p>
       <w:pPr>
-        <w:spacing w:after="120" w:before="0" w:line="294" w:lineRule="exact"/>
+        <w:pStyle w:val="BodyText"/>
+        <w:spacing w:after="120" w:before="0" w:line="336" w:lineRule="exact"/>
+        <w:ind w:right="1701"/>
         <w:jc w:val="left"/>
         <w:keepNext w:val="0"/>
         <w:widowControl/>
@@ -467,13 +522,16 @@
           <w:lang w:val="en-GB" w:bidi="en-GB"/>
           <w:rtl w:val="0"/>
           <w:szCs w:val="21"/>
+          <w:bCs w:val="0"/>
         </w:rPr>
         <w:t>SAMPLE CONTENT. This paragraph tests automatic text flow across pages. Please review the available information, identify confirmed details and note any evidence that remains outstanding before correspondence is issued.</w:t>
       </w:r>
     </w:p>
     <w:p>
       <w:pPr>
-        <w:spacing w:after="120" w:before="0" w:line="294" w:lineRule="exact"/>
+        <w:pStyle w:val="BodyText"/>
+        <w:spacing w:after="120" w:before="0" w:line="336" w:lineRule="exact"/>
+        <w:ind w:right="1701"/>
         <w:jc w:val="left"/>
         <w:keepNext w:val="0"/>
         <w:widowControl/>
@@ -488,13 +546,16 @@
           <w:lang w:val="en-GB" w:bidi="en-GB"/>
           <w:rtl w:val="0"/>
           <w:szCs w:val="21"/>
+          <w:bCs w:val="0"/>
         </w:rPr>
         <w:t>SAMPLE CONTENT. This paragraph tests automatic text flow across pages. Please review the available information, identify confirmed details and note any evidence that remains outstanding before correspondence is issued.</w:t>
       </w:r>
     </w:p>
     <w:p>
       <w:pPr>
-        <w:spacing w:after="120" w:before="0" w:line="294" w:lineRule="exact"/>
+        <w:pStyle w:val="BodyText"/>
+        <w:spacing w:after="120" w:before="0" w:line="336" w:lineRule="exact"/>
+        <w:ind w:right="1701"/>
         <w:jc w:val="left"/>
         <w:keepNext w:val="0"/>
         <w:widowControl/>
@@ -509,13 +570,16 @@
           <w:lang w:val="en-GB" w:bidi="en-GB"/>
           <w:rtl w:val="0"/>
           <w:szCs w:val="21"/>
+          <w:bCs w:val="0"/>
         </w:rPr>
         <w:t>SAMPLE CONTENT. This paragraph tests automatic text flow across pages. Please review the available information, identify confirmed details and note any evidence that remains outstanding before correspondence is issued.</w:t>
       </w:r>
     </w:p>
     <w:p>
       <w:pPr>
-        <w:spacing w:after="120" w:before="0" w:line="294" w:lineRule="exact"/>
+        <w:pStyle w:val="BodyText"/>
+        <w:spacing w:after="120" w:before="0" w:line="336" w:lineRule="exact"/>
+        <w:ind w:right="1701"/>
         <w:jc w:val="left"/>
         <w:keepNext w:val="0"/>
         <w:widowControl/>
@@ -530,13 +594,16 @@
           <w:lang w:val="en-GB" w:bidi="en-GB"/>
           <w:rtl w:val="0"/>
           <w:szCs w:val="21"/>
+          <w:bCs w:val="0"/>
         </w:rPr>
         <w:t>SAMPLE CONTENT. This paragraph tests automatic text flow across pages. Please review the available information, identify confirmed details and note any evidence that remains outstanding before correspondence is issued.</w:t>
       </w:r>
     </w:p>
     <w:p>
       <w:pPr>
-        <w:spacing w:after="120" w:before="0" w:line="294" w:lineRule="exact"/>
+        <w:pStyle w:val="BodyText"/>
+        <w:spacing w:after="120" w:before="0" w:line="336" w:lineRule="exact"/>
+        <w:ind w:right="1701"/>
         <w:jc w:val="left"/>
         <w:keepNext w:val="0"/>
         <w:widowControl/>
@@ -551,13 +618,16 @@
           <w:lang w:val="en-GB" w:bidi="en-GB"/>
           <w:rtl w:val="0"/>
           <w:szCs w:val="21"/>
+          <w:bCs w:val="0"/>
         </w:rPr>
         <w:t>SAMPLE CONTENT. This paragraph tests automatic text flow across pages. Please review the available information, identify confirmed details and note any evidence that remains outstanding before correspondence is issued.</w:t>
       </w:r>
     </w:p>
     <w:p>
       <w:pPr>
-        <w:spacing w:after="120" w:before="0" w:line="294" w:lineRule="exact"/>
+        <w:pStyle w:val="BodyText"/>
+        <w:spacing w:after="120" w:before="0" w:line="336" w:lineRule="exact"/>
+        <w:ind w:right="1701"/>
         <w:jc w:val="left"/>
         <w:keepNext w:val="0"/>
         <w:widowControl/>
@@ -572,13 +642,14 @@
           <w:lang w:val="en-GB" w:bidi="en-GB"/>
           <w:rtl w:val="0"/>
           <w:szCs w:val="21"/>
+          <w:bCs w:val="0"/>
         </w:rPr>
         <w:t>SAMPLE CONTENT. This paragraph tests automatic text flow across pages. Please review the available information, identify confirmed details and note any evidence that remains outstanding before correspondence is issued.</w:t>
       </w:r>
     </w:p>
     <w:p>
       <w:pPr>
-        <w:spacing w:after="80" w:before="200" w:line="294" w:lineRule="exact"/>
+        <w:spacing w:after="80" w:before="200" w:line="336" w:lineRule="exact"/>
         <w:jc w:val="left"/>
         <w:keepNext/>
         <w:widowControl/>
@@ -593,13 +664,14 @@
           <w:lang w:val="en-GB" w:bidi="en-GB"/>
           <w:rtl w:val="0"/>
           <w:szCs w:val="21"/>
+          <w:bCs w:val="0"/>
         </w:rPr>
         <w:t>Yours sincerely,</w:t>
       </w:r>
     </w:p>
     <w:p>
       <w:pPr>
-        <w:spacing w:after="80" w:before="907" w:line="224" w:lineRule="exact"/>
+        <w:spacing w:after="80" w:before="907" w:line="256" w:lineRule="exact"/>
         <w:jc w:val="left"/>
         <w:keepNext/>
         <w:widowControl/>
@@ -614,13 +686,14 @@
           <w:lang w:val="en-GB" w:bidi="en-GB"/>
           <w:rtl w:val="0"/>
           <w:szCs w:val="16"/>
+          <w:bCs w:val="0"/>
         </w:rPr>
         <w:t>[SIGNATURE]</w:t>
       </w:r>
     </w:p>
     <w:p>
       <w:pPr>
-        <w:spacing w:after="0" w:before="0" w:line="294" w:lineRule="exact"/>
+        <w:spacing w:after="0" w:before="0" w:line="336" w:lineRule="exact"/>
         <w:jc w:val="left"/>
         <w:keepNext w:val="0"/>
         <w:widowControl/>
@@ -629,12 +702,13 @@
       <w:r>
         <w:rPr>
           <w:rFonts w:ascii="Inter" w:hAnsi="Inter" w:cs="Inter" w:eastAsia="Inter"/>
-          <w:b/>
+          <w:b w:val="0"/>
           <w:color w:val="12171D"/>
           <w:sz w:val="21"/>
           <w:lang w:val="en-GB" w:bidi="en-GB"/>
           <w:rtl w:val="0"/>
           <w:szCs w:val="21"/>
+          <w:bCs w:val="0"/>
         </w:rPr>
         <w:t>[SIGNATORY NAME]</w:t>
         <w:br/>
@@ -661,6 +735,7 @@
   <w:p>
     <w:pPr>
       <w:pStyle w:val="Footer"/>
+      <w:bidi w:val="0"/>
       <w:spacing w:after="80"/>
       <w:jc w:val="left"/>
       <w:pBdr>
@@ -676,12 +751,14 @@
         <w:lang w:val="en-GB" w:bidi="en-GB"/>
         <w:rtl w:val="0"/>
         <w:szCs w:val="15"/>
+        <w:bCs w:val="0"/>
       </w:rPr>
       <w:t>GEM™   [ADDRESS] · [CITY] · [COUNTRY] · [POSTAL CODE]</w:t>
     </w:r>
   </w:p>
   <w:p>
     <w:pPr>
+      <w:bidi w:val="0"/>
       <w:spacing w:after="120"/>
       <w:jc w:val="left"/>
     </w:pPr>
@@ -694,6 +771,7 @@
         <w:lang w:val="en-GB" w:bidi="en-GB"/>
         <w:rtl w:val="0"/>
         <w:szCs w:val="15"/>
+        <w:bCs w:val="0"/>
       </w:rPr>
       <w:t>[T]   [E]   [W]</w:t>
     </w:r>
@@ -706,6 +784,7 @@
         <w:lang w:val="en-GB" w:bidi="en-GB"/>
         <w:rtl w:val="0"/>
         <w:szCs w:val="15"/>
+        <w:bCs w:val="0"/>
       </w:rPr>
       <w:t xml:space="preserve">     Page </w:t>
     </w:r>
@@ -728,6 +807,7 @@
         <w:lang w:val="en-GB" w:bidi="en-GB"/>
         <w:rtl w:val="0"/>
         <w:szCs w:val="15"/>
+        <w:bCs w:val="0"/>
       </w:rPr>
       <w:t xml:space="preserve"> of </w:t>
     </w:r>
@@ -744,6 +824,7 @@
   </w:p>
   <w:p>
     <w:pPr>
+      <w:bidi w:val="0"/>
       <w:jc w:val="left"/>
     </w:pPr>
     <w:r>
@@ -755,6 +836,7 @@
         <w:lang w:val="en-GB" w:bidi="en-GB"/>
         <w:rtl w:val="0"/>
         <w:szCs w:val="13"/>
+        <w:bCs w:val="0"/>
       </w:rPr>
       <w:t>WORKING APPLICATION / PENDING VALIDATION</w:t>
     </w:r>
@@ -767,6 +849,7 @@
   <w:p>
     <w:pPr>
       <w:pStyle w:val="Footer"/>
+      <w:bidi w:val="0"/>
       <w:spacing w:after="80"/>
       <w:jc w:val="left"/>
       <w:pBdr>
@@ -782,12 +865,14 @@
         <w:lang w:val="en-GB" w:bidi="en-GB"/>
         <w:rtl w:val="0"/>
         <w:szCs w:val="15"/>
+        <w:bCs w:val="0"/>
       </w:rPr>
       <w:t>GEM™   [ADDRESS] · [CITY] · [COUNTRY] · [POSTAL CODE]</w:t>
     </w:r>
   </w:p>
   <w:p>
     <w:pPr>
+      <w:bidi w:val="0"/>
       <w:spacing w:after="120"/>
       <w:jc w:val="left"/>
     </w:pPr>
@@ -800,6 +885,7 @@
         <w:lang w:val="en-GB" w:bidi="en-GB"/>
         <w:rtl w:val="0"/>
         <w:szCs w:val="15"/>
+        <w:bCs w:val="0"/>
       </w:rPr>
       <w:t>[T]   [E]   [W]</w:t>
     </w:r>
@@ -812,6 +898,7 @@
         <w:lang w:val="en-GB" w:bidi="en-GB"/>
         <w:rtl w:val="0"/>
         <w:szCs w:val="15"/>
+        <w:bCs w:val="0"/>
       </w:rPr>
       <w:t xml:space="preserve">     Page </w:t>
     </w:r>
@@ -834,6 +921,7 @@
         <w:lang w:val="en-GB" w:bidi="en-GB"/>
         <w:rtl w:val="0"/>
         <w:szCs w:val="15"/>
+        <w:bCs w:val="0"/>
       </w:rPr>
       <w:t xml:space="preserve"> of </w:t>
     </w:r>
@@ -850,6 +938,7 @@
   </w:p>
   <w:p>
     <w:pPr>
+      <w:bidi w:val="0"/>
       <w:jc w:val="left"/>
     </w:pPr>
     <w:r>
@@ -861,6 +950,7 @@
         <w:lang w:val="en-GB" w:bidi="en-GB"/>
         <w:rtl w:val="0"/>
         <w:szCs w:val="13"/>
+        <w:bCs w:val="0"/>
       </w:rPr>
       <w:t>WORKING APPLICATION / PENDING VALIDATION</w:t>
     </w:r>
@@ -873,7 +963,8 @@
   <w:p>
     <w:pPr>
       <w:pStyle w:val="Header"/>
-      <w:spacing w:after="0"/>
+      <w:bidi w:val="0"/>
+      <w:spacing w:after="0" w:line="240" w:lineRule="auto"/>
       <w:jc w:val="left"/>
     </w:pPr>
     <w:r>
@@ -919,7 +1010,8 @@
   </w:p>
   <w:p>
     <w:pPr>
-      <w:spacing w:before="680" w:after="227"/>
+      <w:bidi w:val="0"/>
+      <w:spacing w:before="680" w:after="227" w:line="300" w:lineRule="exact"/>
       <w:jc w:val="left"/>
     </w:pPr>
     <w:r>
@@ -927,10 +1019,12 @@
         <w:rFonts w:ascii="Jost" w:hAnsi="Jost" w:cs="Jost" w:eastAsia="Jost"/>
         <w:b w:val="0"/>
         <w:color w:val="12171D"/>
-        <w:sz w:val="16"/>
+        <w:sz w:val="21"/>
         <w:lang w:val="en-GB" w:bidi="en-GB"/>
         <w:rtl w:val="0"/>
-        <w:szCs w:val="16"/>
+        <w:szCs w:val="21"/>
+        <w:bCs w:val="0"/>
+        <w:spacing w:val="38"/>
       </w:rPr>
       <w:t>HOSPITALITY, IN PERFECT PROPORTION</w:t>
     </w:r>
@@ -943,7 +1037,8 @@
   <w:p>
     <w:pPr>
       <w:pStyle w:val="Header"/>
-      <w:spacing w:after="0"/>
+      <w:bidi w:val="0"/>
+      <w:spacing w:after="0" w:line="240" w:lineRule="auto"/>
       <w:jc w:val="left"/>
     </w:pPr>
     <w:r>
@@ -955,6 +1050,7 @@
         <w:lang w:val="en-GB" w:bidi="en-GB"/>
         <w:rtl w:val="0"/>
         <w:szCs w:val="18"/>
+        <w:bCs w:val="0"/>
       </w:rPr>
       <w:t>GEM™</w:t>
     </w:r>
@@ -967,6 +1063,7 @@
         <w:lang w:val="en-GB" w:bidi="en-GB"/>
         <w:rtl w:val="0"/>
         <w:szCs w:val="16"/>
+        <w:bCs w:val="0"/>
       </w:rPr>
       <w:t xml:space="preserve">    [REFERENCE NUMBER]</w:t>
     </w:r>
@@ -1182,10 +1279,12 @@
   <w:docDefaults>
     <w:rPrDefault>
       <w:rPr>
-        <w:rFonts w:asciiTheme="minorHAnsi" w:eastAsiaTheme="minorEastAsia" w:hAnsiTheme="minorHAnsi" w:cstheme="minorBidi"/>
-        <w:sz w:val="22"/>
-        <w:szCs w:val="22"/>
-        <w:lang w:val="en-US" w:eastAsia="en-US" w:bidi="ar-SA"/>
+        <w:rFonts w:ascii="Inter" w:hAnsi="Inter" w:cs="Noto Sans Arabic" w:eastAsia="Inter"/>
+        <w:lang w:val="en-GB" w:bidi="ar-SA"/>
+        <w:sz w:val="21"/>
+        <w:szCs w:val="23"/>
+        <w:b w:val="0"/>
+        <w:bCs w:val="0"/>
       </w:rPr>
     </w:rPrDefault>
     <w:pPrDefault>
@@ -1337,10 +1436,20 @@
     <w:name w:val="Normal"/>
     <w:qFormat/>
     <w:rsid w:val="00FC693F"/>
+    <w:pPr>
+      <w:bidi w:val="0"/>
+      <w:jc w:val="left"/>
+      <w:spacing w:line="336" w:lineRule="exact" w:after="120"/>
+    </w:pPr>
     <w:rPr>
-      <w:rFonts w:ascii="Inter" w:hAnsi="Inter"/>
       <w:color w:val="12171D"/>
       <w:sz w:val="21"/>
+      <w:rFonts w:ascii="Inter" w:hAnsi="Inter" w:cs="Noto Sans Arabic" w:eastAsia="Inter"/>
+      <w:b w:val="0"/>
+      <w:bCs w:val="0"/>
+      <w:spacing w:val="0"/>
+      <w:lang w:val="en-GB" w:bidi="ar-SA"/>
+      <w:szCs w:val="23"/>
     </w:rPr>
   </w:style>
   <w:style w:type="paragraph" w:styleId="Header">
@@ -1400,14 +1509,18 @@
       <w:keepLines/>
       <w:spacing w:before="480" w:after="0"/>
       <w:outlineLvl w:val="0"/>
+      <w:bidi w:val="0"/>
+      <w:jc w:val="left"/>
     </w:pPr>
     <w:rPr>
-      <w:rFonts w:asciiTheme="majorHAnsi" w:eastAsiaTheme="majorEastAsia" w:hAnsiTheme="majorHAnsi" w:cstheme="majorBidi" w:ascii="Jost" w:hAnsi="Jost"/>
-      <w:b/>
-      <w:bCs/>
       <w:color w:val="12171D"/>
       <w:sz w:val="24"/>
-      <w:szCs w:val="28"/>
+      <w:rFonts w:ascii="Jost" w:hAnsi="Jost" w:cs="Noto Sans Arabic" w:eastAsia="Inter"/>
+      <w:b w:val="0"/>
+      <w:bCs w:val="0"/>
+      <w:spacing w:val="0"/>
+      <w:lang w:val="en-GB" w:bidi="ar-SA"/>
+      <w:szCs w:val="24"/>
     </w:rPr>
   </w:style>
   <w:style w:type="paragraph" w:styleId="Heading2">
@@ -1424,14 +1537,18 @@
       <w:keepLines/>
       <w:spacing w:before="200" w:after="0"/>
       <w:outlineLvl w:val="1"/>
+      <w:bidi w:val="0"/>
+      <w:jc w:val="left"/>
     </w:pPr>
     <w:rPr>
-      <w:rFonts w:asciiTheme="majorHAnsi" w:eastAsiaTheme="majorEastAsia" w:hAnsiTheme="majorHAnsi" w:cstheme="majorBidi" w:ascii="Jost" w:hAnsi="Jost"/>
-      <w:b/>
-      <w:bCs/>
       <w:color w:val="12171D"/>
       <w:sz w:val="24"/>
-      <w:szCs w:val="26"/>
+      <w:rFonts w:ascii="Jost" w:hAnsi="Jost" w:cs="Noto Sans Arabic" w:eastAsia="Inter"/>
+      <w:b w:val="0"/>
+      <w:bCs w:val="0"/>
+      <w:spacing w:val="0"/>
+      <w:lang w:val="en-GB" w:bidi="ar-SA"/>
+      <w:szCs w:val="24"/>
     </w:rPr>
   </w:style>
   <w:style w:type="paragraph" w:styleId="Heading3">
@@ -1639,12 +1756,14 @@
     <w:uiPriority w:val="9"/>
     <w:rsid w:val="00FC693F"/>
     <w:rPr>
-      <w:rFonts w:asciiTheme="majorHAnsi" w:eastAsiaTheme="majorEastAsia" w:hAnsiTheme="majorHAnsi" w:cstheme="majorBidi"/>
-      <w:b/>
-      <w:bCs/>
       <w:color w:val="365F91" w:themeColor="accent1" w:themeShade="BF"/>
       <w:sz w:val="28"/>
-      <w:szCs w:val="28"/>
+      <w:rFonts w:ascii="Jost" w:hAnsi="Jost" w:cs="Noto Sans Arabic" w:eastAsia="Inter"/>
+      <w:b w:val="0"/>
+      <w:bCs w:val="0"/>
+      <w:spacing w:val="0"/>
+      <w:lang w:val="en-GB" w:bidi="ar-SA"/>
+      <w:szCs w:val="24"/>
     </w:rPr>
   </w:style>
   <w:style w:type="character" w:customStyle="1" w:styleId="Heading2Char">
@@ -1654,12 +1773,14 @@
     <w:uiPriority w:val="9"/>
     <w:rsid w:val="00FC693F"/>
     <w:rPr>
-      <w:rFonts w:asciiTheme="majorHAnsi" w:eastAsiaTheme="majorEastAsia" w:hAnsiTheme="majorHAnsi" w:cstheme="majorBidi"/>
-      <w:b/>
-      <w:bCs/>
       <w:color w:val="4F81BD" w:themeColor="accent1"/>
       <w:sz w:val="26"/>
-      <w:szCs w:val="26"/>
+      <w:rFonts w:ascii="Jost" w:hAnsi="Jost" w:cs="Noto Sans Arabic" w:eastAsia="Inter"/>
+      <w:b w:val="0"/>
+      <w:bCs w:val="0"/>
+      <w:spacing w:val="0"/>
+      <w:lang w:val="en-GB" w:bidi="ar-SA"/>
+      <w:szCs w:val="24"/>
     </w:rPr>
   </w:style>
   <w:style w:type="character" w:customStyle="1" w:styleId="Heading3Char">
@@ -1773,7 +1894,19 @@
     <w:rsid w:val="00AA1D8D"/>
     <w:pPr>
       <w:spacing w:after="120"/>
-    </w:pPr>
+      <w:bidi w:val="0"/>
+      <w:ind w:right="1701"/>
+      <w:jc w:val="left"/>
+      <w:spacing w:line="336" w:lineRule="exact" w:after="120"/>
+    </w:pPr>
+    <w:rPr>
+      <w:rFonts w:ascii="Inter" w:hAnsi="Inter" w:cs="Noto Sans Arabic" w:eastAsia="Inter"/>
+      <w:b w:val="0"/>
+      <w:bCs w:val="0"/>
+      <w:spacing w:val="0"/>
+      <w:lang w:val="en-GB" w:bidi="ar-SA"/>
+      <w:szCs w:val="23"/>
+    </w:rPr>
   </w:style>
   <w:style w:type="character" w:customStyle="1" w:styleId="BodyTextChar">
     <w:name w:val="Body Text Char"/>
